--- a/Traffic light rules table.docx
+++ b/Traffic light rules table.docx
@@ -3389,6 +3389,49 @@
                 <w:sz w:val="18"/>
                 <w:szCs w:val="18"/>
               </w:rPr>
+              <w:t xml:space="preserve">Plural tolerance cuts both ways</w:t>
+            </w:r>
+          </w:p>
+        </w:tc>
+        <w:tc>
+          <w:tcPr>
+            <w:tcW w:type="dxa" w:w="6360"/>
+            <w:tcMar>
+              <w:top w:type="dxa" w:w="70"/>
+              <w:left w:type="dxa" w:w="110"/>
+              <w:bottom w:type="dxa" w:w="70"/>
+              <w:right w:type="dxa" w:w="110"/>
+            </w:tcMar>
+          </w:tcPr>
+          <w:p>
+            <w:r>
+              <w:rPr>
+                <w:sz w:val="18"/>
+                <w:szCs w:val="18"/>
+              </w:rPr>
+              <w:t xml:space="preserve">It is what lets “carrot” find “Carrots, raw”, and also what made “green” match the leafy-vegetable word “greens”, so that grapes described as “red or green” were read as a salad leaf and came out GREEN. A category that already says fruit now outranks a vegetable word found in the name.</w:t>
+            </w:r>
+          </w:p>
+        </w:tc>
+      </w:tr>
+      <w:tr>
+        <w:tc>
+          <w:tcPr>
+            <w:tcW w:type="dxa" w:w="3000"/>
+            <w:shd w:fill="F7F8F9" w:color="auto" w:val="clear"/>
+            <w:tcMar>
+              <w:top w:type="dxa" w:w="70"/>
+              <w:left w:type="dxa" w:w="110"/>
+              <w:bottom w:type="dxa" w:w="70"/>
+              <w:right w:type="dxa" w:w="110"/>
+            </w:tcMar>
+          </w:tcPr>
+          <w:p>
+            <w:r>
+              <w:rPr>
+                <w:sz w:val="18"/>
+                <w:szCs w:val="18"/>
+              </w:rPr>
               <w:t xml:space="preserve">A phrase matches consecutive words</w:t>
             </w:r>
           </w:p>
@@ -3396,6 +3439,7 @@
         <w:tc>
           <w:tcPr>
             <w:tcW w:type="dxa" w:w="6360"/>
+            <w:shd w:fill="F7F8F9" w:color="auto" w:val="clear"/>
             <w:tcMar>
               <w:top w:type="dxa" w:w="70"/>
               <w:left w:type="dxa" w:w="110"/>
@@ -3418,7 +3462,6 @@
         <w:tc>
           <w:tcPr>
             <w:tcW w:type="dxa" w:w="3000"/>
-            <w:shd w:fill="F7F8F9" w:color="auto" w:val="clear"/>
             <w:tcMar>
               <w:top w:type="dxa" w:w="70"/>
               <w:left w:type="dxa" w:w="110"/>
@@ -3439,7 +3482,6 @@
         <w:tc>
           <w:tcPr>
             <w:tcW w:type="dxa" w:w="6360"/>
-            <w:shd w:fill="F7F8F9" w:color="auto" w:val="clear"/>
             <w:tcMar>
               <w:top w:type="dxa" w:w="70"/>
               <w:left w:type="dxa" w:w="110"/>
@@ -3462,6 +3504,7 @@
         <w:tc>
           <w:tcPr>
             <w:tcW w:type="dxa" w:w="3000"/>
+            <w:shd w:fill="F7F8F9" w:color="auto" w:val="clear"/>
             <w:tcMar>
               <w:top w:type="dxa" w:w="70"/>
               <w:left w:type="dxa" w:w="110"/>
@@ -3482,6 +3525,7 @@
         <w:tc>
           <w:tcPr>
             <w:tcW w:type="dxa" w:w="6360"/>
+            <w:shd w:fill="F7F8F9" w:color="auto" w:val="clear"/>
             <w:tcMar>
               <w:top w:type="dxa" w:w="70"/>
               <w:left w:type="dxa" w:w="110"/>
@@ -3504,7 +3548,6 @@
         <w:tc>
           <w:tcPr>
             <w:tcW w:type="dxa" w:w="3000"/>
-            <w:shd w:fill="F7F8F9" w:color="auto" w:val="clear"/>
             <w:tcMar>
               <w:top w:type="dxa" w:w="70"/>
               <w:left w:type="dxa" w:w="110"/>
@@ -3525,7 +3568,6 @@
         <w:tc>
           <w:tcPr>
             <w:tcW w:type="dxa" w:w="6360"/>
-            <w:shd w:fill="F7F8F9" w:color="auto" w:val="clear"/>
             <w:tcMar>
               <w:top w:type="dxa" w:w="70"/>
               <w:left w:type="dxa" w:w="110"/>
@@ -3916,6 +3958,92 @@
                 <w:sz w:val="18"/>
                 <w:szCs w:val="18"/>
               </w:rPr>
+              <w:t xml:space="preserve">A fruit is not a vegetable</w:t>
+            </w:r>
+          </w:p>
+        </w:tc>
+        <w:tc>
+          <w:tcPr>
+            <w:tcW w:type="dxa" w:w="7160"/>
+            <w:tcMar>
+              <w:top w:type="dxa" w:w="70"/>
+              <w:left w:type="dxa" w:w="110"/>
+              <w:bottom w:type="dxa" w:w="70"/>
+              <w:right w:type="dxa" w:w="110"/>
+            </w:tcMar>
+          </w:tcPr>
+          <w:p>
+            <w:r>
+              <w:rPr>
+                <w:sz w:val="18"/>
+                <w:szCs w:val="18"/>
+              </w:rPr>
+              <w:t xml:space="preserve">A vegetable word found only in the name loses to a record already known to be fruit. Databases spell out colour variants (“Grapes, red or green, raw”, “Apples, red delicious”), and without this a colour word in a fruit name reaches the vegetable rule, which is the only rule that can return GREEN.</w:t>
+            </w:r>
+          </w:p>
+        </w:tc>
+      </w:tr>
+      <w:tr>
+        <w:tc>
+          <w:tcPr>
+            <w:tcW w:type="dxa" w:w="2200"/>
+            <w:shd w:fill="F7F8F9" w:color="auto" w:val="clear"/>
+            <w:tcMar>
+              <w:top w:type="dxa" w:w="70"/>
+              <w:left w:type="dxa" w:w="110"/>
+              <w:bottom w:type="dxa" w:w="70"/>
+              <w:right w:type="dxa" w:w="110"/>
+            </w:tcMar>
+          </w:tcPr>
+          <w:p>
+            <w:r>
+              <w:rPr>
+                <w:sz w:val="18"/>
+                <w:szCs w:val="18"/>
+              </w:rPr>
+              <w:t xml:space="preserve">Inverted and technical names</w:t>
+            </w:r>
+          </w:p>
+        </w:tc>
+        <w:tc>
+          <w:tcPr>
+            <w:tcW w:type="dxa" w:w="7160"/>
+            <w:shd w:fill="F7F8F9" w:color="auto" w:val="clear"/>
+            <w:tcMar>
+              <w:top w:type="dxa" w:w="70"/>
+              <w:left w:type="dxa" w:w="110"/>
+              <w:bottom w:type="dxa" w:w="70"/>
+              <w:right w:type="dxa" w:w="110"/>
+            </w:tcMar>
+          </w:tcPr>
+          <w:p>
+            <w:r>
+              <w:rPr>
+                <w:sz w:val="18"/>
+                <w:szCs w:val="18"/>
+              </w:rPr>
+              <w:t xml:space="preserve">Food databases do not write names the way a package does. USDA inverts them (“Beans, snap, green” rather than green beans), calls dried legumes “mature seeds”, files rice and pasta under “Cereal Grains and Pasta”, and writes hot oatmeal as “Cereals, oats, cooked”. Each of those has to be recognised explicitly, or the food lands in the wrong group: a vegetable in protein, a bean in nuts, or a grain in cold cereal, where it also picks up the sugar rule and the wrong serving.</w:t>
+            </w:r>
+          </w:p>
+        </w:tc>
+      </w:tr>
+      <w:tr>
+        <w:tc>
+          <w:tcPr>
+            <w:tcW w:type="dxa" w:w="2200"/>
+            <w:tcMar>
+              <w:top w:type="dxa" w:w="70"/>
+              <w:left w:type="dxa" w:w="110"/>
+              <w:bottom w:type="dxa" w:w="70"/>
+              <w:right w:type="dxa" w:w="110"/>
+            </w:tcMar>
+          </w:tcPr>
+          <w:p>
+            <w:r>
+              <w:rPr>
+                <w:sz w:val="18"/>
+                <w:szCs w:val="18"/>
+              </w:rPr>
               <w:t xml:space="preserve">Frozen desserts are sweets</w:t>
             </w:r>
           </w:p>
@@ -7416,6 +7544,49 @@
                 <w:sz w:val="18"/>
                 <w:szCs w:val="18"/>
               </w:rPr>
+              <w:t xml:space="preserve">A packaged mixed dish</w:t>
+            </w:r>
+          </w:p>
+        </w:tc>
+        <w:tc>
+          <w:tcPr>
+            <w:tcW w:type="dxa" w:w="6360"/>
+            <w:tcMar>
+              <w:top w:type="dxa" w:w="70"/>
+              <w:left w:type="dxa" w:w="110"/>
+              <w:bottom w:type="dxa" w:w="70"/>
+              <w:right w:type="dxa" w:w="110"/>
+            </w:tcMar>
+          </w:tcPr>
+          <w:p>
+            <w:r>
+              <w:rPr>
+                <w:sz w:val="18"/>
+                <w:szCs w:val="18"/>
+              </w:rPr>
+              <w:t xml:space="preserve">USDA publishes no percentage against any ingredient, so the app estimates one for each from the order they are listed in, which is the only thing a US label guarantees. It then colours each part and adds up the red servings. The estimate is shown with its arithmetic and can be overridden, and the dish is refused outright unless at least 60% of the pack can be priced.</w:t>
+            </w:r>
+          </w:p>
+        </w:tc>
+      </w:tr>
+      <w:tr>
+        <w:tc>
+          <w:tcPr>
+            <w:tcW w:type="dxa" w:w="3000"/>
+            <w:shd w:fill="F7F8F9" w:color="auto" w:val="clear"/>
+            <w:tcMar>
+              <w:top w:type="dxa" w:w="70"/>
+              <w:left w:type="dxa" w:w="110"/>
+              <w:bottom w:type="dxa" w:w="70"/>
+              <w:right w:type="dxa" w:w="110"/>
+            </w:tcMar>
+          </w:tcPr>
+          <w:p>
+            <w:r>
+              <w:rPr>
+                <w:sz w:val="18"/>
+                <w:szCs w:val="18"/>
+              </w:rPr>
               <w:t xml:space="preserve">A combination food it cannot take apart</w:t>
             </w:r>
           </w:p>
@@ -7423,6 +7594,7 @@
         <w:tc>
           <w:tcPr>
             <w:tcW w:type="dxa" w:w="6360"/>
+            <w:shd w:fill="F7F8F9" w:color="auto" w:val="clear"/>
             <w:tcMar>
               <w:top w:type="dxa" w:w="70"/>
               <w:left w:type="dxa" w:w="110"/>
@@ -7445,7 +7617,6 @@
         <w:tc>
           <w:tcPr>
             <w:tcW w:type="dxa" w:w="3000"/>
-            <w:shd w:fill="F7F8F9" w:color="auto" w:val="clear"/>
             <w:tcMar>
               <w:top w:type="dxa" w:w="70"/>
               <w:left w:type="dxa" w:w="110"/>
@@ -7466,7 +7637,6 @@
         <w:tc>
           <w:tcPr>
             <w:tcW w:type="dxa" w:w="6360"/>
-            <w:shd w:fill="F7F8F9" w:color="auto" w:val="clear"/>
             <w:tcMar>
               <w:top w:type="dxa" w:w="70"/>
               <w:left w:type="dxa" w:w="110"/>
@@ -7489,6 +7659,7 @@
         <w:tc>
           <w:tcPr>
             <w:tcW w:type="dxa" w:w="3000"/>
+            <w:shd w:fill="F7F8F9" w:color="auto" w:val="clear"/>
             <w:tcMar>
               <w:top w:type="dxa" w:w="70"/>
               <w:left w:type="dxa" w:w="110"/>
@@ -7509,6 +7680,7 @@
         <w:tc>
           <w:tcPr>
             <w:tcW w:type="dxa" w:w="6360"/>
+            <w:shd w:fill="F7F8F9" w:color="auto" w:val="clear"/>
             <w:tcMar>
               <w:top w:type="dxa" w:w="70"/>
               <w:left w:type="dxa" w:w="110"/>
@@ -7531,7 +7703,6 @@
         <w:tc>
           <w:tcPr>
             <w:tcW w:type="dxa" w:w="3000"/>
-            <w:shd w:fill="F7F8F9" w:color="auto" w:val="clear"/>
             <w:tcMar>
               <w:top w:type="dxa" w:w="70"/>
               <w:left w:type="dxa" w:w="110"/>
@@ -7552,7 +7723,6 @@
         <w:tc>
           <w:tcPr>
             <w:tcW w:type="dxa" w:w="6360"/>
-            <w:shd w:fill="F7F8F9" w:color="auto" w:val="clear"/>
             <w:tcMar>
               <w:top w:type="dxa" w:w="70"/>
               <w:left w:type="dxa" w:w="110"/>
